--- a/material/Module6-Storage.docx
+++ b/material/Module6-Storage.docx
@@ -143,6 +143,7 @@
         <w:rPr>
           <w:b/>
           <w:bCs/>
+          <w:noProof/>
           <w:sz w:val="28"/>
           <w:szCs w:val="28"/>
         </w:rPr>
@@ -355,6 +356,7 @@
         <w:rPr>
           <w:b/>
           <w:bCs/>
+          <w:noProof/>
           <w:sz w:val="28"/>
           <w:szCs w:val="28"/>
         </w:rPr>
@@ -468,9 +470,8 @@
           <w:szCs w:val="28"/>
         </w:rPr>
         <w:lastRenderedPageBreak/>
-        <w:t xml:space="preserve">Amazon EC2 instance </w:t>
-      </w:r>
-      <w:proofErr w:type="spellStart"/>
+        <w:t>Amazon EC2 instance store</w:t>
+      </w:r>
       <w:r>
         <w:rPr>
           <w:b/>
@@ -480,8 +481,9 @@
           <w:sz w:val="28"/>
           <w:szCs w:val="28"/>
         </w:rPr>
-        <w:t>store</w:t>
-      </w:r>
+        <w:t xml:space="preserve"> </w:t>
+      </w:r>
+      <w:proofErr w:type="gramStart"/>
       <w:r>
         <w:rPr>
           <w:b/>
@@ -491,7 +493,7 @@
         </w:rPr>
         <w:t>An</w:t>
       </w:r>
-      <w:proofErr w:type="spellEnd"/>
+      <w:proofErr w:type="gramEnd"/>
       <w:r>
         <w:rPr>
           <w:b/>
@@ -568,6 +570,7 @@
         <w:rPr>
           <w:b/>
           <w:bCs/>
+          <w:noProof/>
           <w:sz w:val="28"/>
           <w:szCs w:val="28"/>
         </w:rPr>
@@ -765,6 +768,7 @@
         <w:rPr>
           <w:b/>
           <w:bCs/>
+          <w:noProof/>
           <w:sz w:val="28"/>
           <w:szCs w:val="28"/>
         </w:rPr>
@@ -977,6 +981,7 @@
         <w:rPr>
           <w:b/>
           <w:bCs/>
+          <w:noProof/>
           <w:sz w:val="28"/>
           <w:szCs w:val="28"/>
         </w:rPr>
@@ -1307,6 +1312,7 @@
         <w:rPr>
           <w:b/>
           <w:bCs/>
+          <w:noProof/>
           <w:sz w:val="28"/>
           <w:szCs w:val="28"/>
         </w:rPr>
@@ -1412,6 +1418,7 @@
         <w:rPr>
           <w:b/>
           <w:bCs/>
+          <w:noProof/>
           <w:sz w:val="28"/>
           <w:szCs w:val="28"/>
         </w:rPr>
@@ -1557,6 +1564,7 @@
         <w:rPr>
           <w:b/>
           <w:bCs/>
+          <w:noProof/>
           <w:sz w:val="28"/>
           <w:szCs w:val="28"/>
         </w:rPr>
@@ -1780,6 +1788,7 @@
         <w:rPr>
           <w:b/>
           <w:bCs/>
+          <w:noProof/>
           <w:sz w:val="28"/>
           <w:szCs w:val="28"/>
         </w:rPr>
@@ -1960,6 +1969,7 @@
         <w:rPr>
           <w:b/>
           <w:bCs/>
+          <w:noProof/>
           <w:sz w:val="28"/>
           <w:szCs w:val="28"/>
         </w:rPr>
@@ -2083,6 +2093,7 @@
         <w:rPr>
           <w:b/>
           <w:bCs/>
+          <w:noProof/>
           <w:sz w:val="28"/>
           <w:szCs w:val="28"/>
         </w:rPr>
@@ -2188,6 +2199,7 @@
         <w:rPr>
           <w:b/>
           <w:bCs/>
+          <w:noProof/>
           <w:sz w:val="28"/>
           <w:szCs w:val="28"/>
         </w:rPr>
@@ -2292,6 +2304,7 @@
         <w:rPr>
           <w:b/>
           <w:bCs/>
+          <w:noProof/>
           <w:sz w:val="28"/>
           <w:szCs w:val="28"/>
         </w:rPr>
@@ -2358,6 +2371,7 @@
         <w:rPr>
           <w:b/>
           <w:bCs/>
+          <w:noProof/>
           <w:sz w:val="28"/>
           <w:szCs w:val="28"/>
         </w:rPr>
@@ -2577,6 +2591,7 @@
         <w:rPr>
           <w:b/>
           <w:bCs/>
+          <w:noProof/>
           <w:sz w:val="28"/>
           <w:szCs w:val="28"/>
         </w:rPr>
@@ -2872,6 +2887,7 @@
         <w:rPr>
           <w:b/>
           <w:bCs/>
+          <w:noProof/>
           <w:sz w:val="28"/>
           <w:szCs w:val="28"/>
         </w:rPr>
@@ -2976,6 +2992,7 @@
         <w:rPr>
           <w:b/>
           <w:bCs/>
+          <w:noProof/>
           <w:sz w:val="28"/>
           <w:szCs w:val="28"/>
         </w:rPr>
@@ -3080,6 +3097,7 @@
         <w:rPr>
           <w:b/>
           <w:bCs/>
+          <w:noProof/>
           <w:sz w:val="28"/>
           <w:szCs w:val="28"/>
         </w:rPr>
@@ -3185,6 +3203,7 @@
         <w:rPr>
           <w:b/>
           <w:bCs/>
+          <w:noProof/>
           <w:sz w:val="28"/>
           <w:szCs w:val="28"/>
         </w:rPr>
@@ -3289,6 +3308,7 @@
         <w:rPr>
           <w:b/>
           <w:bCs/>
+          <w:noProof/>
           <w:sz w:val="28"/>
           <w:szCs w:val="28"/>
         </w:rPr>
@@ -3640,6 +3660,7 @@
         <w:rPr>
           <w:b/>
           <w:bCs/>
+          <w:noProof/>
           <w:sz w:val="28"/>
           <w:szCs w:val="28"/>
         </w:rPr>
@@ -4033,6 +4054,7 @@
         <w:rPr>
           <w:b/>
           <w:bCs/>
+          <w:noProof/>
           <w:sz w:val="28"/>
           <w:szCs w:val="28"/>
         </w:rPr>
@@ -4137,6 +4159,7 @@
         <w:rPr>
           <w:b/>
           <w:bCs/>
+          <w:noProof/>
           <w:sz w:val="28"/>
           <w:szCs w:val="28"/>
         </w:rPr>
@@ -4241,6 +4264,7 @@
         <w:rPr>
           <w:b/>
           <w:bCs/>
+          <w:noProof/>
           <w:sz w:val="28"/>
           <w:szCs w:val="28"/>
         </w:rPr>
@@ -4384,6 +4408,7 @@
         <w:rPr>
           <w:b/>
           <w:bCs/>
+          <w:noProof/>
           <w:sz w:val="28"/>
           <w:szCs w:val="28"/>
         </w:rPr>
@@ -4819,6 +4844,7 @@
         <w:rPr>
           <w:b/>
           <w:bCs/>
+          <w:noProof/>
           <w:sz w:val="28"/>
           <w:szCs w:val="28"/>
         </w:rPr>
@@ -5102,6 +5128,7 @@
         <w:rPr>
           <w:b/>
           <w:bCs/>
+          <w:noProof/>
           <w:sz w:val="28"/>
           <w:szCs w:val="28"/>
         </w:rPr>
@@ -5252,6 +5279,7 @@
         <w:rPr>
           <w:b/>
           <w:bCs/>
+          <w:noProof/>
           <w:sz w:val="28"/>
           <w:szCs w:val="28"/>
         </w:rPr>
@@ -5376,6 +5404,7 @@
         <w:rPr>
           <w:b/>
           <w:bCs/>
+          <w:noProof/>
           <w:sz w:val="28"/>
           <w:szCs w:val="28"/>
         </w:rPr>
@@ -5480,6 +5509,7 @@
         <w:rPr>
           <w:b/>
           <w:bCs/>
+          <w:noProof/>
           <w:sz w:val="28"/>
           <w:szCs w:val="28"/>
         </w:rPr>
@@ -5584,6 +5614,7 @@
         <w:rPr>
           <w:b/>
           <w:bCs/>
+          <w:noProof/>
           <w:sz w:val="28"/>
           <w:szCs w:val="28"/>
         </w:rPr>
@@ -5746,6 +5777,7 @@
         <w:rPr>
           <w:b/>
           <w:bCs/>
+          <w:noProof/>
           <w:sz w:val="28"/>
           <w:szCs w:val="28"/>
         </w:rPr>
@@ -5850,6 +5882,7 @@
         <w:rPr>
           <w:b/>
           <w:bCs/>
+          <w:noProof/>
           <w:sz w:val="28"/>
           <w:szCs w:val="28"/>
         </w:rPr>
@@ -6216,6 +6249,7 @@
         <w:rPr>
           <w:b/>
           <w:bCs/>
+          <w:noProof/>
           <w:sz w:val="28"/>
           <w:szCs w:val="28"/>
         </w:rPr>
@@ -6321,6 +6355,7 @@
         <w:rPr>
           <w:b/>
           <w:bCs/>
+          <w:noProof/>
           <w:sz w:val="28"/>
           <w:szCs w:val="28"/>
         </w:rPr>
@@ -6425,6 +6460,7 @@
         <w:rPr>
           <w:b/>
           <w:bCs/>
+          <w:noProof/>
           <w:sz w:val="28"/>
           <w:szCs w:val="28"/>
         </w:rPr>
@@ -6529,6 +6565,7 @@
         <w:rPr>
           <w:b/>
           <w:bCs/>
+          <w:noProof/>
           <w:sz w:val="28"/>
           <w:szCs w:val="28"/>
         </w:rPr>
@@ -6654,6 +6691,7 @@
         <w:rPr>
           <w:b/>
           <w:bCs/>
+          <w:noProof/>
           <w:sz w:val="28"/>
           <w:szCs w:val="28"/>
         </w:rPr>
@@ -6758,6 +6796,7 @@
         <w:rPr>
           <w:b/>
           <w:bCs/>
+          <w:noProof/>
           <w:sz w:val="28"/>
           <w:szCs w:val="28"/>
         </w:rPr>
@@ -6862,6 +6901,7 @@
         <w:rPr>
           <w:b/>
           <w:bCs/>
+          <w:noProof/>
           <w:sz w:val="28"/>
           <w:szCs w:val="28"/>
         </w:rPr>
@@ -6967,6 +7007,7 @@
         <w:rPr>
           <w:b/>
           <w:bCs/>
+          <w:noProof/>
           <w:sz w:val="28"/>
           <w:szCs w:val="28"/>
         </w:rPr>
@@ -7071,6 +7112,7 @@
         <w:rPr>
           <w:b/>
           <w:bCs/>
+          <w:noProof/>
           <w:sz w:val="28"/>
           <w:szCs w:val="28"/>
         </w:rPr>
@@ -7288,6 +7330,7 @@
         <w:rPr>
           <w:b/>
           <w:bCs/>
+          <w:noProof/>
           <w:sz w:val="28"/>
           <w:szCs w:val="28"/>
         </w:rPr>
@@ -7715,6 +7758,7 @@
         <w:rPr>
           <w:b/>
           <w:bCs/>
+          <w:noProof/>
           <w:sz w:val="28"/>
           <w:szCs w:val="28"/>
         </w:rPr>
@@ -7877,6 +7921,7 @@
         <w:rPr>
           <w:b/>
           <w:bCs/>
+          <w:noProof/>
           <w:sz w:val="28"/>
           <w:szCs w:val="28"/>
         </w:rPr>
@@ -7991,6 +8036,7 @@
         <w:rPr>
           <w:b/>
           <w:bCs/>
+          <w:noProof/>
           <w:sz w:val="28"/>
           <w:szCs w:val="28"/>
         </w:rPr>
@@ -8095,6 +8141,7 @@
         <w:rPr>
           <w:b/>
           <w:bCs/>
+          <w:noProof/>
           <w:sz w:val="28"/>
           <w:szCs w:val="28"/>
         </w:rPr>
@@ -8276,6 +8323,7 @@
         <w:rPr>
           <w:b/>
           <w:bCs/>
+          <w:noProof/>
           <w:sz w:val="28"/>
           <w:szCs w:val="28"/>
         </w:rPr>
@@ -8381,6 +8429,7 @@
         <w:rPr>
           <w:b/>
           <w:bCs/>
+          <w:noProof/>
           <w:sz w:val="28"/>
           <w:szCs w:val="28"/>
         </w:rPr>
@@ -8485,6 +8534,7 @@
         <w:rPr>
           <w:b/>
           <w:bCs/>
+          <w:noProof/>
           <w:sz w:val="28"/>
           <w:szCs w:val="28"/>
         </w:rPr>
@@ -8631,6 +8681,7 @@
         <w:rPr>
           <w:b/>
           <w:bCs/>
+          <w:noProof/>
           <w:sz w:val="28"/>
           <w:szCs w:val="28"/>
         </w:rPr>
@@ -8740,6 +8791,7 @@
         <w:rPr>
           <w:b/>
           <w:bCs/>
+          <w:noProof/>
           <w:sz w:val="28"/>
           <w:szCs w:val="28"/>
         </w:rPr>
@@ -8848,6 +8900,7 @@
         <w:rPr>
           <w:b/>
           <w:bCs/>
+          <w:noProof/>
           <w:sz w:val="28"/>
           <w:szCs w:val="28"/>
         </w:rPr>
@@ -9054,6 +9107,7 @@
         <w:rPr>
           <w:b/>
           <w:bCs/>
+          <w:noProof/>
           <w:sz w:val="28"/>
           <w:szCs w:val="28"/>
         </w:rPr>
@@ -9234,6 +9288,7 @@
         <w:rPr>
           <w:b/>
           <w:bCs/>
+          <w:noProof/>
           <w:sz w:val="28"/>
           <w:szCs w:val="28"/>
         </w:rPr>
@@ -9339,6 +9394,7 @@
         <w:rPr>
           <w:b/>
           <w:bCs/>
+          <w:noProof/>
           <w:sz w:val="28"/>
           <w:szCs w:val="28"/>
         </w:rPr>
@@ -9443,6 +9499,7 @@
         <w:rPr>
           <w:b/>
           <w:bCs/>
+          <w:noProof/>
           <w:sz w:val="28"/>
           <w:szCs w:val="28"/>
         </w:rPr>
@@ -9547,6 +9604,7 @@
         <w:rPr>
           <w:b/>
           <w:bCs/>
+          <w:noProof/>
           <w:sz w:val="28"/>
           <w:szCs w:val="28"/>
         </w:rPr>
@@ -9713,6 +9771,7 @@
         <w:rPr>
           <w:b/>
           <w:bCs/>
+          <w:noProof/>
           <w:sz w:val="28"/>
           <w:szCs w:val="28"/>
         </w:rPr>
@@ -9886,6 +9945,7 @@
         <w:rPr>
           <w:b/>
           <w:bCs/>
+          <w:noProof/>
           <w:sz w:val="28"/>
           <w:szCs w:val="28"/>
         </w:rPr>
@@ -10167,6 +10227,7 @@
         <w:rPr>
           <w:b/>
           <w:bCs/>
+          <w:noProof/>
           <w:sz w:val="28"/>
           <w:szCs w:val="28"/>
         </w:rPr>
@@ -10309,6 +10370,7 @@
         <w:rPr>
           <w:b/>
           <w:bCs/>
+          <w:noProof/>
           <w:sz w:val="28"/>
           <w:szCs w:val="28"/>
         </w:rPr>
@@ -10413,6 +10475,7 @@
         <w:rPr>
           <w:b/>
           <w:bCs/>
+          <w:noProof/>
           <w:sz w:val="28"/>
           <w:szCs w:val="28"/>
         </w:rPr>
@@ -10537,6 +10600,7 @@
         <w:rPr>
           <w:b/>
           <w:bCs/>
+          <w:noProof/>
           <w:sz w:val="28"/>
           <w:szCs w:val="28"/>
         </w:rPr>
@@ -10674,6 +10738,7 @@
         <w:rPr>
           <w:b/>
           <w:bCs/>
+          <w:noProof/>
           <w:sz w:val="28"/>
           <w:szCs w:val="28"/>
         </w:rPr>
@@ -10802,6 +10867,7 @@
         <w:rPr>
           <w:b/>
           <w:bCs/>
+          <w:noProof/>
           <w:sz w:val="28"/>
           <w:szCs w:val="28"/>
         </w:rPr>
@@ -10910,6 +10976,7 @@
         <w:rPr>
           <w:b/>
           <w:bCs/>
+          <w:noProof/>
           <w:sz w:val="28"/>
           <w:szCs w:val="28"/>
         </w:rPr>
@@ -15858,6 +15925,7 @@
   <w:style w:type="character" w:default="1" w:styleId="DefaultParagraphFont">
     <w:name w:val="Default Paragraph Font"/>
     <w:uiPriority w:val="1"/>
+    <w:semiHidden/>
     <w:unhideWhenUsed/>
   </w:style>
   <w:style w:type="table" w:default="1" w:styleId="TableNormal">
